--- a/보관본/러시아 인권변호사/Word/2부/2부_7화_크릴로프의_제안.docx
+++ b/보관본/러시아 인권변호사/Word/2부/2부_7화_크릴로프의_제안.docx
@@ -62,7 +62,7 @@
           <w:i w:val="0"/>
           <w:sz w:val="22"/>
         </w:rPr>
-        <w:t>6화 구속 심사로부터 열흘 뒤, 모스크바. 올가는 노보크루츠크 자택에서 가택연금 중이고 사건은 외신에까지 보도되었다. 크릴로프가 이번에는 비코프 없이 료샤를 직접 부른다. 두 사람의 첫 직접 대면이다.</w:t>
+        <w:t>6화 구속 심사로부터 열흘 뒤, 모스크바. 올가는 노보크루츠크의 등록 주소인 임차 아파트에서 가택연금 중이고 사건은 외신에까지 보도되었다. 크릴로프가 이번에는 비코프 없이 료샤를 직접 부른다. 두 사람의 첫 직접 대면이다.</w:t>
       </w:r>
     </w:p>
     <w:p>
